--- a/downloads/teacher/04 Units/Unit 06 - Food Systems and Production - From Farm to Table/Lesson 06.11 - Table Setting and Food Sharing Across Cultures and the Methods Check.docx
+++ b/downloads/teacher/04 Units/Unit 06 - Food Systems and Production - From Farm to Table/Lesson 06.11 - Table Setting and Food Sharing Across Cultures and the Methods Check.docx
@@ -286,23 +286,41 @@
       <w:r>
         <w:t xml:space="preserve">By the end of this lesson, students will be able to:</w:t>
       </w:r>
-      <w:r>
-        <w:t xml:space="preserve"> </w:t>
-      </w:r>
-      <w:r>
-        <w:t xml:space="preserve">1. (Low: understand) Set a basic place setting and a formal place setting from memory and explain the outside-in rule for why the order exists.</w:t>
-      </w:r>
-      <w:r>
-        <w:t xml:space="preserve"> </w:t>
-      </w:r>
-      <w:r>
-        <w:t xml:space="preserve">2. (Mid: apply) Describe three other ways people serve and eat (a shared platter, chopsticks, eating with the right hand, a bento or tiffin box) and name one hosting practice each one uses.</w:t>
-      </w:r>
-      <w:r>
-        <w:t xml:space="preserve"> </w:t>
-      </w:r>
-      <w:r>
-        <w:t xml:space="preserve">3. (High: create) Write the class’s own food sharing agreement in three to five rules, each one stated as something a person does, and defend one rule against a case where it would be hard to follow.</w:t>
+    </w:p>
+    <w:p>
+      <w:pPr>
+        <w:numPr>
+          <w:ilvl w:val="0"/>
+          <w:numId w:val="1002"/>
+        </w:numPr>
+        <w:pStyle w:val="Compact"/>
+      </w:pPr>
+      <w:r>
+        <w:t xml:space="preserve">(Low: understand) Set a basic place setting and a formal place setting from memory and explain the outside-in rule for why the order exists.</w:t>
+      </w:r>
+    </w:p>
+    <w:p>
+      <w:pPr>
+        <w:numPr>
+          <w:ilvl w:val="0"/>
+          <w:numId w:val="1002"/>
+        </w:numPr>
+        <w:pStyle w:val="Compact"/>
+      </w:pPr>
+      <w:r>
+        <w:t xml:space="preserve">(Mid: apply) Describe three other ways people serve and eat (a shared platter, chopsticks, eating with the right hand, a bento or tiffin box) and name one hosting practice each one uses.</w:t>
+      </w:r>
+    </w:p>
+    <w:p>
+      <w:pPr>
+        <w:numPr>
+          <w:ilvl w:val="0"/>
+          <w:numId w:val="1002"/>
+        </w:numPr>
+        <w:pStyle w:val="Compact"/>
+      </w:pPr>
+      <w:r>
+        <w:t xml:space="preserve">(High: create) Write the class’s own food sharing agreement in three to five rules, each one stated as something a person does, and defend one rule against a case where it would be hard to follow.</w:t>
       </w:r>
     </w:p>
     <w:p>
@@ -352,7 +370,7 @@
       <w:pPr>
         <w:numPr>
           <w:ilvl w:val="0"/>
-          <w:numId w:val="1002"/>
+          <w:numId w:val="1003"/>
         </w:numPr>
         <w:pStyle w:val="Compact"/>
       </w:pPr>
@@ -370,7 +388,7 @@
       <w:pPr>
         <w:numPr>
           <w:ilvl w:val="0"/>
-          <w:numId w:val="1002"/>
+          <w:numId w:val="1003"/>
         </w:numPr>
         <w:pStyle w:val="Compact"/>
       </w:pPr>
@@ -382,7 +400,7 @@
       <w:pPr>
         <w:numPr>
           <w:ilvl w:val="0"/>
-          <w:numId w:val="1002"/>
+          <w:numId w:val="1003"/>
         </w:numPr>
         <w:pStyle w:val="Compact"/>
       </w:pPr>
@@ -394,7 +412,7 @@
       <w:pPr>
         <w:numPr>
           <w:ilvl w:val="0"/>
-          <w:numId w:val="1002"/>
+          <w:numId w:val="1003"/>
         </w:numPr>
         <w:pStyle w:val="Compact"/>
       </w:pPr>
@@ -412,7 +430,7 @@
       <w:pPr>
         <w:numPr>
           <w:ilvl w:val="0"/>
-          <w:numId w:val="1002"/>
+          <w:numId w:val="1003"/>
         </w:numPr>
         <w:pStyle w:val="Compact"/>
       </w:pPr>
@@ -433,7 +451,7 @@
       <w:pPr>
         <w:numPr>
           <w:ilvl w:val="0"/>
-          <w:numId w:val="1002"/>
+          <w:numId w:val="1003"/>
         </w:numPr>
         <w:pStyle w:val="Compact"/>
       </w:pPr>
@@ -818,115 +836,157 @@
       <w:r>
         <w:t xml:space="preserve">Monitor understanding:</w:t>
       </w:r>
+    </w:p>
+    <w:p>
+      <w:pPr>
+        <w:numPr>
+          <w:ilvl w:val="0"/>
+          <w:numId w:val="1004"/>
+        </w:numPr>
+        <w:pStyle w:val="Compact"/>
+      </w:pPr>
+      <w:r>
+        <w:t xml:space="preserve">Which side does the knife go on, and which way does the blade face? Why that way?</w:t>
+      </w:r>
+    </w:p>
+    <w:p>
+      <w:pPr>
+        <w:numPr>
+          <w:ilvl w:val="0"/>
+          <w:numId w:val="1004"/>
+        </w:numPr>
+        <w:pStyle w:val="Compact"/>
+      </w:pPr>
+      <w:r>
+        <w:t xml:space="preserve">You are served soup, then salad, then a main dish. Which spoon and which fork do you reach for first?</w:t>
+      </w:r>
+    </w:p>
+    <w:p>
+      <w:pPr>
+        <w:numPr>
+          <w:ilvl w:val="0"/>
+          <w:numId w:val="1004"/>
+        </w:numPr>
+        <w:pStyle w:val="Compact"/>
+      </w:pPr>
+      <w:r>
+        <w:t xml:space="preserve">What does the shared platter have in common with a place setting? Name the thing both are doing.</w:t>
+      </w:r>
+    </w:p>
+    <w:p>
+      <w:pPr>
+        <w:pStyle w:val="FirstParagraph"/>
+      </w:pPr>
+      <w:r>
+        <w:t xml:space="preserve">Deepen learning:</w:t>
+      </w:r>
+    </w:p>
+    <w:p>
+      <w:pPr>
+        <w:numPr>
+          <w:ilvl w:val="0"/>
+          <w:numId w:val="1005"/>
+        </w:numPr>
+        <w:pStyle w:val="Compact"/>
+      </w:pPr>
+      <w:r>
+        <w:t xml:space="preserve">Every one of these four systems has a rule about who gets served first. Why would that show up everywhere?</w:t>
+      </w:r>
+    </w:p>
+    <w:p>
+      <w:pPr>
+        <w:numPr>
+          <w:ilvl w:val="0"/>
+          <w:numId w:val="1005"/>
+        </w:numPr>
+        <w:pStyle w:val="Compact"/>
+      </w:pPr>
+      <w:r>
+        <w:t xml:space="preserve">Somebody at your table uses a fork for something you would use your hands for. What is the right move?</w:t>
+      </w:r>
+    </w:p>
+    <w:p>
+      <w:pPr>
+        <w:numPr>
+          <w:ilvl w:val="0"/>
+          <w:numId w:val="1005"/>
+        </w:numPr>
+        <w:pStyle w:val="Compact"/>
+      </w:pPr>
+      <w:r>
+        <w:t xml:space="preserve">A formal setting has six pieces of flatware and most families own three. Does that make the formal setting useless, or is it for something?</w:t>
+      </w:r>
+    </w:p>
+    <w:p>
+      <w:pPr>
+        <w:numPr>
+          <w:ilvl w:val="0"/>
+          <w:numId w:val="1005"/>
+        </w:numPr>
+        <w:pStyle w:val="Compact"/>
+      </w:pPr>
+      <w:r>
+        <w:t xml:space="preserve">If the class agreement has a rule you would find hard to follow at your own table, is the rule wrong, or is that just hard? How do you tell the difference?</w:t>
+      </w:r>
+    </w:p>
+    <w:p>
+      <w:pPr>
+        <w:pStyle w:val="Heading2"/>
+      </w:pPr>
+      <w:bookmarkStart w:id="30" w:name="check-for-understanding"/>
+      <w:r>
+        <w:t xml:space="preserve">Check for understanding</w:t>
+      </w:r>
+      <w:bookmarkEnd w:id="30"/>
+    </w:p>
+    <w:p>
+      <w:pPr>
+        <w:pStyle w:val="FirstParagraph"/>
+      </w:pPr>
+      <w:r>
+        <w:t xml:space="preserve">Step 1 is the check: the partner initial on the diagram, then a walk down the row with a glance at each setting. A</w:t>
+      </w:r>
       <w:r>
         <w:t xml:space="preserve"> </w:t>
       </w:r>
       <w:r>
-        <w:t xml:space="preserve">- Which side does the knife go on, and which way does the blade face? Why that way?</w:t>
+        <w:t xml:space="preserve">“</w:t>
+      </w:r>
+      <w:r>
+        <w:t xml:space="preserve">got it</w:t>
+      </w:r>
+      <w:r>
+        <w:t xml:space="preserve">”</w:t>
       </w:r>
       <w:r>
         <w:t xml:space="preserve"> </w:t>
       </w:r>
       <w:r>
-        <w:t xml:space="preserve">- You are served soup, then salad, then a main dish. Which spoon and which fork do you reach for first?</w:t>
-      </w:r>
-      <w:r>
-        <w:t xml:space="preserve"> </w:t>
-      </w:r>
-      <w:r>
-        <w:t xml:space="preserve">- What does the shared platter have in common with a place setting? Name the thing both are doing.</w:t>
-      </w:r>
-    </w:p>
-    <w:p>
-      <w:pPr>
-        <w:pStyle w:val="BodyText"/>
-      </w:pPr>
-      <w:r>
-        <w:t xml:space="preserve">Deepen learning:</w:t>
-      </w:r>
-      <w:r>
-        <w:t xml:space="preserve"> </w:t>
-      </w:r>
-      <w:r>
-        <w:t xml:space="preserve">- Every one of these four systems has a rule about who gets served first. Why would that show up everywhere?</w:t>
-      </w:r>
-      <w:r>
-        <w:t xml:space="preserve"> </w:t>
-      </w:r>
-      <w:r>
-        <w:t xml:space="preserve">- Somebody at your table uses a fork for something you would use your hands for. What is the right move?</w:t>
-      </w:r>
-      <w:r>
-        <w:t xml:space="preserve"> </w:t>
-      </w:r>
-      <w:r>
-        <w:t xml:space="preserve">- A formal setting has six pieces of flatware and most families own three. Does that make the formal setting useless, or is it for something?</w:t>
-      </w:r>
-      <w:r>
-        <w:t xml:space="preserve"> </w:t>
-      </w:r>
-      <w:r>
-        <w:t xml:space="preserve">- If the class agreement has a rule you would find hard to follow at your own table, is the rule wrong, or is that just hard? How do you tell the difference?</w:t>
+        <w:t xml:space="preserve">is fork left, knife right with the blade in, spoon right of the knife, cup above the knife, and for the formal setting the salad fork outside the dinner fork. Step 3’s check is whether each group’s rules are written as actions a person takes rather than as feelings.</w:t>
       </w:r>
     </w:p>
     <w:p>
       <w:pPr>
         <w:pStyle w:val="Heading2"/>
       </w:pPr>
-      <w:bookmarkStart w:id="30" w:name="check-for-understanding"/>
-      <w:r>
-        <w:t xml:space="preserve">Check for understanding</w:t>
-      </w:r>
-      <w:bookmarkEnd w:id="30"/>
+      <w:bookmarkStart w:id="31" w:name="closure-time-2-min"/>
+      <w:r>
+        <w:t xml:space="preserve">Closure (Time: 2 min)</w:t>
+      </w:r>
+      <w:bookmarkEnd w:id="31"/>
     </w:p>
     <w:p>
       <w:pPr>
         <w:pStyle w:val="FirstParagraph"/>
       </w:pPr>
       <w:r>
-        <w:t xml:space="preserve">Step 1 is the check: the partner initial on the diagram, then a walk down the row with a glance at each setting. A</w:t>
-      </w:r>
-      <w:r>
-        <w:t xml:space="preserve"> </w:t>
-      </w:r>
-      <w:r>
-        <w:t xml:space="preserve">“</w:t>
-      </w:r>
-      <w:r>
-        <w:t xml:space="preserve">got it</w:t>
-      </w:r>
-      <w:r>
-        <w:t xml:space="preserve">”</w:t>
-      </w:r>
-      <w:r>
-        <w:t xml:space="preserve"> </w:t>
-      </w:r>
-      <w:r>
-        <w:t xml:space="preserve">is fork left, knife right with the blade in, spoon right of the knife, cup above the knife, and for the formal setting the salad fork outside the dinner fork. Step 3’s check is whether each group’s rules are written as actions a person takes rather than as feelings.</w:t>
+        <w:t xml:space="preserve">The check is collected at the bell, so the closure runs before it, at the end of Step 3: one line said out loud around the room, one student per table, reading the class rule their group wrote. Then the agreement is posted on the wall for the Feed the Class project, where it becomes the rule for serving day in Lesson 6.17.</w:t>
       </w:r>
     </w:p>
     <w:p>
       <w:pPr>
         <w:pStyle w:val="Heading2"/>
       </w:pPr>
-      <w:bookmarkStart w:id="31" w:name="closure-time-2-min"/>
-      <w:r>
-        <w:t xml:space="preserve">Closure (Time: 2 min)</w:t>
-      </w:r>
-      <w:bookmarkEnd w:id="31"/>
-    </w:p>
-    <w:p>
-      <w:pPr>
-        <w:pStyle w:val="FirstParagraph"/>
-      </w:pPr>
-      <w:r>
-        <w:t xml:space="preserve">The check is collected at the bell, so the closure runs before it, at the end of Step 3: one line said out loud around the room, one student per table, reading the class rule their group wrote. Then the agreement is posted on the wall for the Feed the Class project, where it becomes the rule for serving day in Lesson 6.17.</w:t>
-      </w:r>
-    </w:p>
-    <w:p>
-      <w:pPr>
-        <w:pStyle w:val="Heading2"/>
-      </w:pPr>
       <w:bookmarkStart w:id="32" w:name="differentiation-and-supports"/>
       <w:r>
         <w:t xml:space="preserve">Differentiation and supports</w:t>
@@ -937,7 +997,7 @@
       <w:pPr>
         <w:numPr>
           <w:ilvl w:val="0"/>
-          <w:numId w:val="1003"/>
+          <w:numId w:val="1006"/>
         </w:numPr>
         <w:pStyle w:val="Compact"/>
       </w:pPr>
@@ -961,7 +1021,7 @@
       <w:pPr>
         <w:numPr>
           <w:ilvl w:val="0"/>
-          <w:numId w:val="1003"/>
+          <w:numId w:val="1006"/>
         </w:numPr>
         <w:pStyle w:val="Compact"/>
       </w:pPr>
@@ -973,7 +1033,7 @@
       <w:pPr>
         <w:numPr>
           <w:ilvl w:val="0"/>
-          <w:numId w:val="1003"/>
+          <w:numId w:val="1006"/>
         </w:numPr>
         <w:pStyle w:val="Compact"/>
       </w:pPr>
@@ -985,7 +1045,7 @@
       <w:pPr>
         <w:numPr>
           <w:ilvl w:val="0"/>
-          <w:numId w:val="1003"/>
+          <w:numId w:val="1006"/>
         </w:numPr>
         <w:pStyle w:val="Compact"/>
       </w:pPr>
@@ -997,7 +1057,7 @@
       <w:pPr>
         <w:numPr>
           <w:ilvl w:val="0"/>
-          <w:numId w:val="1003"/>
+          <w:numId w:val="1006"/>
         </w:numPr>
         <w:pStyle w:val="Compact"/>
       </w:pPr>
@@ -1009,7 +1069,7 @@
       <w:pPr>
         <w:numPr>
           <w:ilvl w:val="0"/>
-          <w:numId w:val="1003"/>
+          <w:numId w:val="1006"/>
         </w:numPr>
         <w:pStyle w:val="Compact"/>
       </w:pPr>
@@ -1327,7 +1387,7 @@
       <w:pPr>
         <w:numPr>
           <w:ilvl w:val="0"/>
-          <w:numId w:val="1004"/>
+          <w:numId w:val="1007"/>
         </w:numPr>
         <w:pStyle w:val="Compact"/>
       </w:pPr>
@@ -1351,7 +1411,7 @@
       <w:pPr>
         <w:numPr>
           <w:ilvl w:val="0"/>
-          <w:numId w:val="1004"/>
+          <w:numId w:val="1007"/>
         </w:numPr>
         <w:pStyle w:val="Compact"/>
       </w:pPr>
@@ -1363,7 +1423,7 @@
       <w:pPr>
         <w:numPr>
           <w:ilvl w:val="0"/>
-          <w:numId w:val="1004"/>
+          <w:numId w:val="1007"/>
         </w:numPr>
         <w:pStyle w:val="Compact"/>
       </w:pPr>
@@ -1375,7 +1435,7 @@
       <w:pPr>
         <w:numPr>
           <w:ilvl w:val="0"/>
-          <w:numId w:val="1004"/>
+          <w:numId w:val="1007"/>
         </w:numPr>
         <w:pStyle w:val="Compact"/>
       </w:pPr>
@@ -1408,7 +1468,7 @@
       <w:pPr>
         <w:numPr>
           <w:ilvl w:val="0"/>
-          <w:numId w:val="1004"/>
+          <w:numId w:val="1007"/>
         </w:numPr>
         <w:pStyle w:val="Compact"/>
       </w:pPr>
@@ -1420,7 +1480,7 @@
       <w:pPr>
         <w:numPr>
           <w:ilvl w:val="0"/>
-          <w:numId w:val="1004"/>
+          <w:numId w:val="1007"/>
         </w:numPr>
         <w:pStyle w:val="Compact"/>
       </w:pPr>
@@ -1432,7 +1492,7 @@
       <w:pPr>
         <w:numPr>
           <w:ilvl w:val="0"/>
-          <w:numId w:val="1004"/>
+          <w:numId w:val="1007"/>
         </w:numPr>
         <w:pStyle w:val="Compact"/>
       </w:pPr>
@@ -1454,7 +1514,7 @@
       <w:pPr>
         <w:numPr>
           <w:ilvl w:val="0"/>
-          <w:numId w:val="1005"/>
+          <w:numId w:val="1008"/>
         </w:numPr>
         <w:pStyle w:val="Compact"/>
       </w:pPr>
@@ -1466,7 +1526,7 @@
       <w:pPr>
         <w:numPr>
           <w:ilvl w:val="0"/>
-          <w:numId w:val="1005"/>
+          <w:numId w:val="1008"/>
         </w:numPr>
         <w:pStyle w:val="Compact"/>
       </w:pPr>
@@ -1478,7 +1538,7 @@
       <w:pPr>
         <w:numPr>
           <w:ilvl w:val="0"/>
-          <w:numId w:val="1005"/>
+          <w:numId w:val="1008"/>
         </w:numPr>
         <w:pStyle w:val="Compact"/>
       </w:pPr>
@@ -1508,7 +1568,7 @@
       <w:pPr>
         <w:numPr>
           <w:ilvl w:val="0"/>
-          <w:numId w:val="1005"/>
+          <w:numId w:val="1008"/>
         </w:numPr>
         <w:pStyle w:val="Compact"/>
       </w:pPr>
@@ -1520,7 +1580,7 @@
       <w:pPr>
         <w:numPr>
           <w:ilvl w:val="0"/>
-          <w:numId w:val="1005"/>
+          <w:numId w:val="1008"/>
         </w:numPr>
         <w:pStyle w:val="Compact"/>
       </w:pPr>
@@ -1532,7 +1592,7 @@
       <w:pPr>
         <w:numPr>
           <w:ilvl w:val="0"/>
-          <w:numId w:val="1005"/>
+          <w:numId w:val="1008"/>
         </w:numPr>
         <w:pStyle w:val="Compact"/>
       </w:pPr>
@@ -1544,7 +1604,7 @@
       <w:pPr>
         <w:numPr>
           <w:ilvl w:val="0"/>
-          <w:numId w:val="1005"/>
+          <w:numId w:val="1008"/>
         </w:numPr>
         <w:pStyle w:val="Compact"/>
       </w:pPr>
@@ -1556,7 +1616,7 @@
       <w:pPr>
         <w:numPr>
           <w:ilvl w:val="0"/>
-          <w:numId w:val="1005"/>
+          <w:numId w:val="1008"/>
         </w:numPr>
         <w:pStyle w:val="Compact"/>
       </w:pPr>
@@ -1568,7 +1628,7 @@
       <w:pPr>
         <w:numPr>
           <w:ilvl w:val="0"/>
-          <w:numId w:val="1005"/>
+          <w:numId w:val="1008"/>
         </w:numPr>
         <w:pStyle w:val="Compact"/>
       </w:pPr>
@@ -1894,6 +1954,118 @@
       </w:pPr>
     </w:lvl>
   </w:abstractNum>
+  <w:abstractNum w:abstractNumId="99411">
+    <w:nsid w:val="71315dca"/>
+    <w:multiLevelType w:val="multilevel"/>
+    <w:lvl w:ilvl="0">
+      <w:start w:val="1"/>
+      <w:numFmt w:val="decimal"/>
+      <w:lvlText w:val="%1."/>
+      <w:lvlJc w:val="left"/>
+      <w:pPr>
+        <w:tabs>
+          <w:tab w:val="num" w:pos="0"/>
+        </w:tabs>
+        <w:ind w:left="480" w:hanging="480"/>
+      </w:pPr>
+    </w:lvl>
+    <w:lvl w:ilvl="1">
+      <w:start w:val="1"/>
+      <w:numFmt w:val="decimal"/>
+      <w:lvlText w:val="%2."/>
+      <w:lvlJc w:val="left"/>
+      <w:pPr>
+        <w:tabs>
+          <w:tab w:val="num" w:pos="720"/>
+        </w:tabs>
+        <w:ind w:left="1200" w:hanging="480"/>
+      </w:pPr>
+    </w:lvl>
+    <w:lvl w:ilvl="2">
+      <w:start w:val="1"/>
+      <w:numFmt w:val="decimal"/>
+      <w:lvlText w:val="%3."/>
+      <w:lvlJc w:val="left"/>
+      <w:pPr>
+        <w:tabs>
+          <w:tab w:val="num" w:pos="1440"/>
+        </w:tabs>
+        <w:ind w:left="1920" w:hanging="480"/>
+      </w:pPr>
+    </w:lvl>
+    <w:lvl w:ilvl="3">
+      <w:start w:val="1"/>
+      <w:numFmt w:val="decimal"/>
+      <w:lvlText w:val="%4."/>
+      <w:lvlJc w:val="left"/>
+      <w:pPr>
+        <w:tabs>
+          <w:tab w:val="num" w:pos="2160"/>
+        </w:tabs>
+        <w:ind w:left="2640" w:hanging="480"/>
+      </w:pPr>
+    </w:lvl>
+    <w:lvl w:ilvl="4">
+      <w:start w:val="1"/>
+      <w:numFmt w:val="decimal"/>
+      <w:lvlText w:val="%5."/>
+      <w:lvlJc w:val="left"/>
+      <w:pPr>
+        <w:tabs>
+          <w:tab w:val="num" w:pos="2880"/>
+        </w:tabs>
+        <w:ind w:left="3360" w:hanging="480"/>
+      </w:pPr>
+    </w:lvl>
+    <w:lvl w:ilvl="5">
+      <w:start w:val="1"/>
+      <w:numFmt w:val="decimal"/>
+      <w:lvlText w:val="%6."/>
+      <w:lvlJc w:val="left"/>
+      <w:pPr>
+        <w:tabs>
+          <w:tab w:val="num" w:pos="3600"/>
+        </w:tabs>
+        <w:ind w:left="4080" w:hanging="480"/>
+      </w:pPr>
+    </w:lvl>
+    <w:lvl w:ilvl="6">
+      <w:start w:val="1"/>
+      <w:numFmt w:val="decimal"/>
+      <w:lvlText w:val="%7."/>
+      <w:lvlJc w:val="left"/>
+      <w:pPr>
+        <w:tabs>
+          <w:tab w:val="num" w:pos="4320"/>
+        </w:tabs>
+        <w:ind w:left="4800" w:hanging="480"/>
+      </w:pPr>
+    </w:lvl>
+    <w:lvl w:ilvl="7">
+      <w:start w:val="1"/>
+      <w:numFmt w:val="decimal"/>
+      <w:lvlText w:val="%8."/>
+      <w:lvlJc w:val="left"/>
+      <w:pPr>
+        <w:tabs>
+          <w:tab w:val="num" w:pos="5040"/>
+        </w:tabs>
+        <w:ind w:left="5520" w:hanging="480"/>
+      </w:pPr>
+    </w:lvl>
+    <w:lvl w:ilvl="8">
+      <w:start w:val="1"/>
+      <w:numFmt w:val="decimal"/>
+      <w:lvlText w:val="%9."/>
+      <w:lvlJc w:val="left"/>
+      <w:pPr>
+        <w:tabs>
+          <w:tab w:val="num" w:pos="5760"/>
+        </w:tabs>
+        <w:ind w:left="6240" w:hanging="480"/>
+      </w:pPr>
+    </w:lvl>
+  </w:abstractNum>
   <w:num w:numId="1000">
     <w:abstractNumId w:val="990"/>
   </w:num>
@@ -1901,7 +2073,34 @@
     <w:abstractNumId w:val="991"/>
   </w:num>
   <w:num w:numId="1002">
-    <w:abstractNumId w:val="991"/>
+    <w:abstractNumId w:val="99411"/>
+    <w:lvlOverride w:ilvl="0">
+      <w:startOverride w:val="1"/>
+    </w:lvlOverride>
+    <w:lvlOverride w:ilvl="1">
+      <w:startOverride w:val="1"/>
+    </w:lvlOverride>
+    <w:lvlOverride w:ilvl="2">
+      <w:startOverride w:val="1"/>
+    </w:lvlOverride>
+    <w:lvlOverride w:ilvl="3">
+      <w:startOverride w:val="1"/>
+    </w:lvlOverride>
+    <w:lvlOverride w:ilvl="4">
+      <w:startOverride w:val="1"/>
+    </w:lvlOverride>
+    <w:lvlOverride w:ilvl="5">
+      <w:startOverride w:val="1"/>
+    </w:lvlOverride>
+    <w:lvlOverride w:ilvl="6">
+      <w:startOverride w:val="1"/>
+    </w:lvlOverride>
+    <w:lvlOverride w:ilvl="7">
+      <w:startOverride w:val="1"/>
+    </w:lvlOverride>
+    <w:lvlOverride w:ilvl="8">
+      <w:startOverride w:val="1"/>
+    </w:lvlOverride>
   </w:num>
   <w:num w:numId="1003">
     <w:abstractNumId w:val="991"/>
@@ -1910,6 +2109,15 @@
     <w:abstractNumId w:val="991"/>
   </w:num>
   <w:num w:numId="1005">
+    <w:abstractNumId w:val="991"/>
+  </w:num>
+  <w:num w:numId="1006">
+    <w:abstractNumId w:val="991"/>
+  </w:num>
+  <w:num w:numId="1007">
+    <w:abstractNumId w:val="991"/>
+  </w:num>
+  <w:num w:numId="1008">
     <w:abstractNumId w:val="991"/>
   </w:num>
 </w:numbering>

--- a/downloads/teacher/04 Units/Unit 06 - Food Systems and Production - From Farm to Table/Lesson 06.11 - Table Setting and Food Sharing Across Cultures and the Methods Check.docx
+++ b/downloads/teacher/04 Units/Unit 06 - Food Systems and Production - From Farm to Table/Lesson 06.11 - Table Setting and Food Sharing Across Cultures and the Methods Check.docx
@@ -456,7 +456,7 @@
         <w:pStyle w:val="Compact"/>
       </w:pPr>
       <w:r>
-        <w:t xml:space="preserve">Setup notes: set the three display stations before the bell and cover them. Put the Unit 6 plants from Lesson 6.5 on the front table today so the class can see six weeks of care in one place; that takes ten seconds and it closes a loop. Cover the wall paths before the check. No food today, so no allergy risk, and say that at the door. Cost: none if the room has place settings; about $8 for paper and plastic sets if it does not, and they keep for the Feed the Class project in Lesson 6.16.</w:t>
+        <w:t xml:space="preserve">Setup notes: set the three display stations before the bell and cover them. Put the Unit 6 plants from Lesson 6.5 on the front table today so the class can see two weeks of care in one place; that takes ten seconds and it closes a loop. Cover the wall paths before the check. No food today, so no allergy risk, and say that at the door. Cost: none if the room has place settings; about $8 for paper and plastic sets if it does not, and they keep for the Feed the Class project in Lesson 6.16.</w:t>
       </w:r>
     </w:p>
     <w:p>
@@ -1363,15 +1363,6 @@
       <w:r>
         <w:t xml:space="preserve">Careers: a front-of-house job in a restaurant is exactly this content, and the outside-in rule is a thing a new server is taught on day one. The Unit 6 careers lesson picks it up. Unit 7: the interview lesson uses the same idea that a system of manners exists to make other people comfortable, not to catch you out. World languages and social studies: three of the four serving systems belong to regions the social studies curriculum covers. Community: a restaurant manager or a catering manager can explain in ten minutes why a table is set the way it is, and they usually enjoy being asked.</w:t>
       </w:r>
-      <w:r>
-        <w:t xml:space="preserve"> </w:t>
-      </w:r>
-      <w:r>
-        <w:rPr>
-          <w:rStyle w:val="TeacherNote"/>
-        </w:rPr>
-        <w:t xml:space="preserve">[Sal: the Feed the Class project ends in a served meal. This lesson is where the serving standard gets set, so the agreement on the wall is doing real work two weeks later.]</w:t>
-      </w:r>
     </w:p>
     <w:p>
       <w:pPr>
@@ -1454,61 +1445,106 @@
       <w:r>
         <w:t xml:space="preserve">, section 2.</w:t>
       </w:r>
+    </w:p>
+    <w:p>
+      <w:pPr>
+        <w:numPr>
+          <w:ilvl w:val="0"/>
+          <w:numId w:val="1007"/>
+        </w:numPr>
+        <w:pStyle w:val="Compact"/>
+      </w:pPr>
+      <w:r>
+        <w:t xml:space="preserve">CDOS Intermediate Standard 3a Universal Foundation Skills, Personal Qualities. Same file, section 3.</w:t>
+      </w:r>
+    </w:p>
+    <w:p>
+      <w:pPr>
+        <w:numPr>
+          <w:ilvl w:val="0"/>
+          <w:numId w:val="1007"/>
+        </w:numPr>
+        <w:pStyle w:val="Compact"/>
+      </w:pPr>
+      <w:r>
+        <w:t xml:space="preserve">National Standards for Family and Consumer Sciences Education 3.0 (LEAD FCS Education, 2018), competencies 14.3.3, 8.5.12, and 6.2.4.</w:t>
+      </w:r>
+    </w:p>
+    <w:p>
+      <w:pPr>
+        <w:numPr>
+          <w:ilvl w:val="0"/>
+          <w:numId w:val="1007"/>
+        </w:numPr>
+        <w:pStyle w:val="Compact"/>
+      </w:pPr>
+      <w:r>
+        <w:t xml:space="preserve">Lesson 6.10’s class agreement on food talk, which this lesson’s food sharing agreement extends from talk to serving.</w:t>
+      </w:r>
+    </w:p>
+    <w:p>
+      <w:pPr>
+        <w:pStyle w:val="Heading2"/>
+      </w:pPr>
+      <w:bookmarkStart w:id="37" w:name="teacher-notes"/>
+      <w:r>
+        <w:t xml:space="preserve">Teacher notes</w:t>
+      </w:r>
+      <w:bookmarkEnd w:id="37"/>
+    </w:p>
+    <w:p>
+      <w:pPr>
+        <w:numPr>
+          <w:ilvl w:val="0"/>
+          <w:numId w:val="1008"/>
+        </w:numPr>
+        <w:pStyle w:val="Compact"/>
+      </w:pPr>
+      <w:r>
+        <w:t xml:space="preserve">The check takes fifteen minutes and the clock does not negotiate. If Step 1 runs long, cut the formal setting to a labeling task on the diagram and keep students setting the basic one with real pieces.</w:t>
+      </w:r>
+    </w:p>
+    <w:p>
+      <w:pPr>
+        <w:numPr>
+          <w:ilvl w:val="0"/>
+          <w:numId w:val="1008"/>
+        </w:numPr>
+        <w:pStyle w:val="Compact"/>
+      </w:pPr>
+      <w:r>
+        <w:t xml:space="preserve">If the whole period is short (an assembly, a late start), move the check to the first fifteen minutes of the next lesson and say so out loud at the end of the period so nobody studies twice.</w:t>
+      </w:r>
+    </w:p>
+    <w:p>
+      <w:pPr>
+        <w:numPr>
+          <w:ilvl w:val="0"/>
+          <w:numId w:val="1008"/>
+        </w:numPr>
+        <w:pStyle w:val="Compact"/>
+      </w:pPr>
+      <w:r>
+        <w:t xml:space="preserve">Common mistake: the blade turned out. Ask</w:t>
+      </w:r>
       <w:r>
         <w:t xml:space="preserve"> </w:t>
       </w:r>
       <w:r>
-        <w:rPr>
-          <w:rStyle w:val="TeacherNote"/>
-        </w:rPr>
-        <w:t xml:space="preserve">[Sal: confirm against the NYSED PDF.]</w:t>
-      </w:r>
-    </w:p>
-    <w:p>
-      <w:pPr>
-        <w:numPr>
-          <w:ilvl w:val="0"/>
-          <w:numId w:val="1007"/>
-        </w:numPr>
-        <w:pStyle w:val="Compact"/>
-      </w:pPr>
-      <w:r>
-        <w:t xml:space="preserve">CDOS Intermediate Standard 3a Universal Foundation Skills, Personal Qualities. Same file, section 3.</w:t>
-      </w:r>
-    </w:p>
-    <w:p>
-      <w:pPr>
-        <w:numPr>
-          <w:ilvl w:val="0"/>
-          <w:numId w:val="1007"/>
-        </w:numPr>
-        <w:pStyle w:val="Compact"/>
-      </w:pPr>
-      <w:r>
-        <w:t xml:space="preserve">National Standards for Family and Consumer Sciences Education 3.0 (LEAD FCS Education, 2018), competencies 14.3.3, 8.5.12, and 6.2.4.</w:t>
-      </w:r>
-    </w:p>
-    <w:p>
-      <w:pPr>
-        <w:numPr>
-          <w:ilvl w:val="0"/>
-          <w:numId w:val="1007"/>
-        </w:numPr>
-        <w:pStyle w:val="Compact"/>
-      </w:pPr>
-      <w:r>
-        <w:t xml:space="preserve">Lesson 6.10’s class agreement on food talk, which this lesson’s food sharing agreement extends from talk to serving.</w:t>
-      </w:r>
-    </w:p>
-    <w:p>
-      <w:pPr>
-        <w:pStyle w:val="Heading2"/>
-      </w:pPr>
-      <w:bookmarkStart w:id="37" w:name="teacher-notes"/>
-      <w:r>
-        <w:t xml:space="preserve">Teacher notes</w:t>
-      </w:r>
-      <w:bookmarkEnd w:id="37"/>
+        <w:t xml:space="preserve">“</w:t>
+      </w:r>
+      <w:r>
+        <w:t xml:space="preserve">who is sitting there?</w:t>
+      </w:r>
+      <w:r>
+        <w:t xml:space="preserve">”</w:t>
+      </w:r>
+      <w:r>
+        <w:t xml:space="preserve"> </w:t>
+      </w:r>
+      <w:r>
+        <w:t xml:space="preserve">and it fixes itself.</w:t>
+      </w:r>
     </w:p>
     <w:p>
       <w:pPr>
@@ -1519,7 +1555,7 @@
         <w:pStyle w:val="Compact"/>
       </w:pPr>
       <w:r>
-        <w:t xml:space="preserve">The check takes fifteen minutes and the clock does not negotiate. If Step 1 runs long, cut the formal setting to a labeling task on the diagram and keep students setting the basic one with real pieces.</w:t>
+        <w:t xml:space="preserve">Do not teach the three other systems as exotic. They are four systems, and one of them happens to be the one on the slide. The tone from Lesson 6.10’s agreement carries straight into this period.</w:t>
       </w:r>
     </w:p>
     <w:p>
@@ -1531,7 +1567,7 @@
         <w:pStyle w:val="Compact"/>
       </w:pPr>
       <w:r>
-        <w:t xml:space="preserve">If the whole period is short (an assembly, a late start), move the check to the first fifteen minutes of the next lesson and say so out loud at the end of the period so nobody studies twice.</w:t>
+        <w:t xml:space="preserve">If a student’s family uses one of these systems, let them say so if they volunteer and do not call on them. Same rule as Lesson 6.10.</w:t>
       </w:r>
     </w:p>
     <w:p>
@@ -1543,25 +1579,7 @@
         <w:pStyle w:val="Compact"/>
       </w:pPr>
       <w:r>
-        <w:t xml:space="preserve">Common mistake: the blade turned out. Ask</w:t>
-      </w:r>
-      <w:r>
-        <w:t xml:space="preserve"> </w:t>
-      </w:r>
-      <w:r>
-        <w:t xml:space="preserve">“</w:t>
-      </w:r>
-      <w:r>
-        <w:t xml:space="preserve">who is sitting there?</w:t>
-      </w:r>
-      <w:r>
-        <w:t xml:space="preserve">”</w:t>
-      </w:r>
-      <w:r>
-        <w:t xml:space="preserve"> </w:t>
-      </w:r>
-      <w:r>
-        <w:t xml:space="preserve">and it fixes itself.</w:t>
+        <w:t xml:space="preserve">The plants from Lesson 6.5 go on the front table today. A dead one is fine, and it is worth one sentence: what did it need that it did not get?</w:t>
       </w:r>
     </w:p>
     <w:p>
@@ -1573,7 +1591,7 @@
         <w:pStyle w:val="Compact"/>
       </w:pPr>
       <w:r>
-        <w:t xml:space="preserve">Do not teach the three other systems as exotic. They are four systems, and one of them happens to be the one on the slide. The tone from Lesson 6.10’s agreement carries straight into this period.</w:t>
+        <w:t xml:space="preserve">Retakes on the check are allowed once after a review, per the Grading Plan. Plan the review into the first five minutes of the Feed the Class launch, since that lesson opens with constraints and reads like a review anyway.</w:t>
       </w:r>
     </w:p>
     <w:p>
@@ -1585,88 +1603,7 @@
         <w:pStyle w:val="Compact"/>
       </w:pPr>
       <w:r>
-        <w:t xml:space="preserve">If a student’s family uses one of these systems, let them say so if they volunteer and do not call on them. Same rule as Lesson 6.10.</w:t>
-      </w:r>
-    </w:p>
-    <w:p>
-      <w:pPr>
-        <w:numPr>
-          <w:ilvl w:val="0"/>
-          <w:numId w:val="1008"/>
-        </w:numPr>
-        <w:pStyle w:val="Compact"/>
-      </w:pPr>
-      <w:r>
-        <w:t xml:space="preserve">The plants from Lesson 6.5 go on the front table today. A dead one is fine, and it is worth one sentence: what did it need that it did not get?</w:t>
-      </w:r>
-    </w:p>
-    <w:p>
-      <w:pPr>
-        <w:numPr>
-          <w:ilvl w:val="0"/>
-          <w:numId w:val="1008"/>
-        </w:numPr>
-        <w:pStyle w:val="Compact"/>
-      </w:pPr>
-      <w:r>
-        <w:t xml:space="preserve">Retakes on the check are allowed once after a review, per the Grading Plan. Plan the review into the first five minutes of the Feed the Class launch, since that lesson opens with constraints and reads like a review anyway.</w:t>
-      </w:r>
-    </w:p>
-    <w:p>
-      <w:pPr>
-        <w:numPr>
-          <w:ilvl w:val="0"/>
-          <w:numId w:val="1008"/>
-        </w:numPr>
-        <w:pStyle w:val="Compact"/>
-      </w:pPr>
-      <w:r>
         <w:t xml:space="preserve">Keep the paper place setting cut-outs. They are the fastest review for the Unit 6 test.</w:t>
-      </w:r>
-    </w:p>
-    <w:p>
-      <w:pPr>
-        <w:numPr>
-          <w:ilvl w:val="0"/>
-          <w:numId w:val="1008"/>
-        </w:numPr>
-        <w:pStyle w:val="Compact"/>
-      </w:pPr>
-      <w:r>
-        <w:rPr>
-          <w:rStyle w:val="TeacherNote"/>
-        </w:rPr>
-        <w:t xml:space="preserve">[Sal: your students will ask why any of this matters. The honest answer is that a place setting is a signal that somebody prepared for you, and that is true at a restaurant, at an interview lunch, and at their own table. Say that instead of</w:t>
-      </w:r>
-      <w:r>
-        <w:rPr>
-          <w:rStyle w:val="TeacherNote"/>
-        </w:rPr>
-        <w:t xml:space="preserve"> </w:t>
-      </w:r>
-      <w:r>
-        <w:rPr>
-          <w:rStyle w:val="TeacherNote"/>
-        </w:rPr>
-        <w:t xml:space="preserve">“</w:t>
-      </w:r>
-      <w:r>
-        <w:rPr>
-          <w:rStyle w:val="TeacherNote"/>
-        </w:rPr>
-        <w:t xml:space="preserve">manners.</w:t>
-      </w:r>
-      <w:r>
-        <w:rPr>
-          <w:rStyle w:val="TeacherNote"/>
-        </w:rPr>
-        <w:t xml:space="preserve">”</w:t>
-      </w:r>
-      <w:r>
-        <w:rPr>
-          <w:rStyle w:val="TeacherNote"/>
-        </w:rPr>
-        <w:t xml:space="preserve">]</w:t>
       </w:r>
     </w:p>
     <w:sectPr>
